--- a/NetworkModuleTest/Docs/Reports/TeamShare/Package.docx
+++ b/NetworkModuleTest/Docs/Reports/TeamShare/Package.docx
@@ -633,22 +633,6 @@
         <w:t>`Server/DBServer/src/ServerLatencyManager.cpp`</w:t>
       </w:r>
     </w:p>
-    <w:p>
-      <w:pPr>
-        <w:pStyle w:val="ListBullet"/>
-      </w:pPr>
-      <w:r>
-        <w:t>`Server/DBServer/main.cpp`</w:t>
-      </w:r>
-    </w:p>
-    <w:p>
-      <w:pPr>
-        <w:pStyle w:val="ListBullet"/>
-      </w:pPr>
-      <w:r>
-        <w:t>참고(대체/실험 경로): `Server/DBServer/src/DBServer.cpp`</w:t>
-      </w:r>
-    </w:p>
     <w:p/>
     <w:p/>
     <w:p>
@@ -1968,23 +1952,6 @@
     </w:p>
     <w:p/>
     <w:p/>
-    <w:p>
-      <w:pPr>
-        <w:pStyle w:val="Heading2"/>
-      </w:pPr>
-      <w:r>
-        <w:t>5.4 대체/실험 경로: DBServer.cpp</w:t>
-      </w:r>
-    </w:p>
-    <w:p/>
-    <w:p>
-      <w:r>
-        <w:rPr>
-          <w:rFonts w:ascii="Malgun Gothic" w:hAnsi="Malgun Gothic" w:eastAsia="Malgun Gothic"/>
-        </w:rPr>
-        <w:t>`DBServer.cpp` 구현은 별도 AsyncIO/Protocol 처리 경로를 가지며, 여기서는 `ConnectToDatabase()`에서 `mLatencyManager-&gt;SetDatabase()`를 수행한다.</w:t>
-      </w:r>
-    </w:p>
     <w:p/>
     <w:p>
       <w:r>
@@ -1995,23 +1962,6 @@
       </w:r>
     </w:p>
     <w:p/>
-    <w:p>
-      <w:pPr>
-        <w:pStyle w:val="ListBullet"/>
-      </w:pPr>
-      <w:r>
-        <w:t>DB 연결/주입: `Server/DBServer/src/DBServer.cpp:246`, `:281`</w:t>
-      </w:r>
-    </w:p>
-    <w:p/>
-    <w:p>
-      <w:r>
-        <w:rPr>
-          <w:rFonts w:ascii="Malgun Gothic" w:hAnsi="Malgun Gothic" w:eastAsia="Malgun Gothic"/>
-        </w:rPr>
-        <w:t>실행 엔트리(`Server/DBServer/main.cpp`)는 현재 `TestDBServer`를 사용하므로, 운영 경로와 실험 경로를 문서에서 구분해 보는 것이 안전하다.</w:t>
-      </w:r>
-    </w:p>
     <w:p/>
     <w:p/>
     <w:p>
@@ -2476,14 +2426,6 @@
         <w:rPr>
           <w:rFonts w:ascii="Malgun Gothic" w:hAnsi="Malgun Gothic" w:eastAsia="Malgun Gothic"/>
         </w:rPr>
-        <w:t>3. 운영 문서에 "기본 실행 경로(TestDBServer) vs 실험 경로(DBServer.cpp)"를 명시</w:t>
-      </w:r>
-    </w:p>
-    <w:p>
-      <w:r>
-        <w:rPr>
-          <w:rFonts w:ascii="Malgun Gothic" w:hAnsi="Malgun Gothic" w:eastAsia="Malgun Gothic"/>
-        </w:rPr>
         <w:t>4. 포트 기본값(8001/8002) 정책을 코드/스크립트/문서에서 단일화</w:t>
       </w:r>
     </w:p>
@@ -2592,14 +2534,6 @@
       </w:pPr>
       <w:r>
         <w:t>`Server/DBServer/src/ServerLatencyManager.cpp`</w:t>
-      </w:r>
-    </w:p>
-    <w:p>
-      <w:pPr>
-        <w:pStyle w:val="ListBullet"/>
-      </w:pPr>
-      <w:r>
-        <w:t>`Server/DBServer/src/DBServer.cpp` (대체/실험 경로)</w:t>
       </w:r>
     </w:p>
     <w:sectPr>
